--- a/deliverables/ai-startklar/schulung/08-teilnehmerheft.docx
+++ b/deliverables/ai-startklar/schulung/08-teilnehmerheft.docx
@@ -1181,7 +1181,7 @@
           <w:b w:val="0"/>
           <w:color w:val="1F2A2A"/>
         </w:rPr>
-        <w:t>Arbeiten Sie nur mit der synthetischen Anfrage aus der Schulung.</w:t>
+        <w:t>Arbeiten Sie nur mit dem vorbereiteten synthetischen Kurzfall A aus der Schulung.</w:t>
       </w:r>
     </w:p>
     <w:p>
@@ -3191,7 +3191,7 @@
         <w:color w:val="5A5E55"/>
         <w:sz w:val="17"/>
       </w:rPr>
-      <w:t xml:space="preserve">MyHiwi AI-Startklar  ·  </w:t>
+      <w:t xml:space="preserve">MyHiwi AI-Startklar  ·  Version 1.0  ·  Stand 22. Juli 2026  ·  </w:t>
     </w:r>
     <w:r>
       <w:rPr>

--- a/deliverables/ai-startklar/schulung/08-teilnehmerheft.docx
+++ b/deliverables/ai-startklar/schulung/08-teilnehmerheft.docx
@@ -1163,15 +1163,19 @@
           <w:b/>
           <w:color w:val="1F2A2A"/>
         </w:rPr>
-        <w:t>Schwacher Startprompt:</w:t>
+        <w:t>Schwacher Startprompt aus Kurzfall A:</w:t>
       </w:r>
+    </w:p>
+    <w:p>
+      <w:pPr>
+        <w:spacing w:before="20" w:after="80" w:lineRule="exact" w:line="320"/>
+        <w:pBdr>
+          <w:bottom w:val="single" w:sz="4" w:space="2" w:color="94A3B8"/>
+          <w:between w:val="single" w:sz="4" w:space="2" w:color="94A3B8"/>
+        </w:pBdr>
+      </w:pPr>
       <w:r>
-        <w:rPr>
-          <w:rFonts w:ascii="Calibri" w:hAnsi="Calibri"/>
-          <w:b w:val="0"/>
-          <w:color w:val="1F2A2A"/>
-        </w:rPr>
-        <w:t xml:space="preserve"> „Schreib eine Antwort an den Kunden.“</w:t>
+        <w:t xml:space="preserve"> </w:t>
       </w:r>
     </w:p>
     <w:p>
